--- a/public/templates/command-center/Aurixa_Property_Comparison_Report.docx
+++ b/public/templates/command-center/Aurixa_Property_Comparison_Report.docx
@@ -484,7 +484,7 @@
         <w:keepLines/>
         <w:pageBreakBefore w:val="0"/>
         <w:widowControl w:val="1"/>
-        <w:spacing w:before="0" w:after="0" w:line="160" w:lineRule="exact"/>
+        <w:spacing w:before="0" w:after="0" w:line="2494" w:lineRule="exact"/>
       </w:pPr>
       <w:r>
         <w:rPr>
@@ -539,7 +539,7 @@
           </w:tcPr>
           <w:p>
             <w:pPr>
-              <w:keepNext w:val="0"/>
+              <w:keepNext/>
               <w:keepLines/>
               <w:pageBreakBefore w:val="0"/>
               <w:widowControl w:val="1"/>
@@ -580,7 +580,7 @@
           </w:tcPr>
           <w:p>
             <w:pPr>
-              <w:keepNext w:val="0"/>
+              <w:keepNext/>
               <w:keepLines/>
               <w:pageBreakBefore w:val="0"/>
               <w:widowControl w:val="1"/>
@@ -619,7 +619,7 @@
           </w:tcPr>
           <w:p>
             <w:pPr>
-              <w:keepNext w:val="0"/>
+              <w:keepNext/>
               <w:keepLines/>
               <w:pageBreakBefore w:val="0"/>
               <w:widowControl w:val="1"/>
@@ -660,7 +660,7 @@
           </w:tcPr>
           <w:p>
             <w:pPr>
-              <w:keepNext w:val="0"/>
+              <w:keepNext/>
               <w:keepLines/>
               <w:pageBreakBefore w:val="0"/>
               <w:widowControl w:val="1"/>
@@ -705,7 +705,7 @@
           </w:tcPr>
           <w:p>
             <w:pPr>
-              <w:keepNext w:val="0"/>
+              <w:keepNext/>
               <w:keepLines/>
               <w:pageBreakBefore w:val="0"/>
               <w:widowControl w:val="1"/>
@@ -746,7 +746,7 @@
           </w:tcPr>
           <w:p>
             <w:pPr>
-              <w:keepNext w:val="0"/>
+              <w:keepNext/>
               <w:keepLines/>
               <w:pageBreakBefore w:val="0"/>
               <w:widowControl w:val="1"/>
@@ -785,7 +785,7 @@
           </w:tcPr>
           <w:p>
             <w:pPr>
-              <w:keepNext w:val="0"/>
+              <w:keepNext/>
               <w:keepLines/>
               <w:pageBreakBefore w:val="0"/>
               <w:widowControl w:val="1"/>
@@ -826,7 +826,7 @@
           </w:tcPr>
           <w:p>
             <w:pPr>
-              <w:keepNext w:val="0"/>
+              <w:keepNext/>
               <w:keepLines/>
               <w:pageBreakBefore w:val="0"/>
               <w:widowControl w:val="1"/>
@@ -1017,13 +1017,13 @@
       <w:pPr>
         <w:keepNext w:val="0"/>
         <w:keepLines/>
-        <w:pageBreakBefore w:val="0"/>
+        <w:pageBreakBefore w:val="1"/>
         <w:widowControl w:val="1"/>
-        <w:spacing w:before="0" w:after="0"/>
+        <w:spacing w:before="0" w:after="0" w:line="20" w:lineRule="exact"/>
+        <w:rPr>
+          <w:sz w:val="2"/>
+        </w:rPr>
       </w:pPr>
-      <w:r>
-        <w:br w:type="page"/>
-      </w:r>
     </w:p>
     <w:tbl>
       <w:tblPr>
@@ -1145,7 +1145,7 @@
     </w:tbl>
     <w:p>
       <w:pPr>
-        <w:keepNext w:val="0"/>
+        <w:keepNext w:val="1"/>
         <w:keepLines/>
         <w:pageBreakBefore w:val="0"/>
         <w:widowControl w:val="1"/>
@@ -1486,7 +1486,7 @@
     </w:tbl>
     <w:p>
       <w:pPr>
-        <w:keepNext w:val="0"/>
+        <w:keepNext w:val="1"/>
         <w:keepLines/>
         <w:pageBreakBefore w:val="0"/>
         <w:widowControl w:val="1"/>
@@ -3698,18 +3698,6 @@
         </w:tc>
       </w:tr>
     </w:tbl>
-    <w:p>
-      <w:pPr>
-        <w:keepNext w:val="0"/>
-        <w:keepLines/>
-        <w:pageBreakBefore w:val="0"/>
-        <w:widowControl w:val="1"/>
-        <w:spacing w:before="0" w:after="0"/>
-      </w:pPr>
-      <w:r>
-        <w:br w:type="page"/>
-      </w:r>
-    </w:p>
     <w:tbl>
       <w:tblPr>
         <w:tblW w:type="auto" w:w="0"/>
@@ -3830,7 +3818,7 @@
     </w:tbl>
     <w:p>
       <w:pPr>
-        <w:keepNext w:val="0"/>
+        <w:keepNext w:val="1"/>
         <w:keepLines/>
         <w:pageBreakBefore w:val="0"/>
         <w:widowControl w:val="1"/>
@@ -3909,7 +3897,7 @@
           </w:tcPr>
           <w:p>
             <w:pPr>
-              <w:keepNext w:val="0"/>
+              <w:keepNext/>
               <w:keepLines/>
               <w:pageBreakBefore w:val="0"/>
               <w:widowControl w:val="1"/>
@@ -4023,7 +4011,11 @@
               </w:tc>
             </w:tr>
           </w:tbl>
-          <w:p/>
+          <w:p>
+            <w:pPr>
+              <w:keepNext/>
+            </w:pPr>
+          </w:p>
         </w:tc>
         <w:tc>
           <w:tcPr>
@@ -4044,7 +4036,7 @@
           </w:tcPr>
           <w:p>
             <w:pPr>
-              <w:keepNext w:val="0"/>
+              <w:keepNext/>
               <w:keepLines/>
               <w:pageBreakBefore w:val="0"/>
               <w:widowControl w:val="1"/>
@@ -4089,7 +4081,7 @@
           </w:tcPr>
           <w:p>
             <w:pPr>
-              <w:keepNext w:val="0"/>
+              <w:keepNext/>
               <w:keepLines/>
               <w:pageBreakBefore w:val="0"/>
               <w:widowControl w:val="1"/>
@@ -4203,7 +4195,11 @@
               </w:tc>
             </w:tr>
           </w:tbl>
-          <w:p/>
+          <w:p>
+            <w:pPr>
+              <w:keepNext/>
+            </w:pPr>
+          </w:p>
         </w:tc>
         <w:tc>
           <w:tcPr>
@@ -4224,7 +4220,7 @@
           </w:tcPr>
           <w:p>
             <w:pPr>
-              <w:keepNext w:val="0"/>
+              <w:keepNext/>
               <w:keepLines/>
               <w:pageBreakBefore w:val="0"/>
               <w:widowControl w:val="1"/>
@@ -4269,7 +4265,7 @@
           </w:tcPr>
           <w:p>
             <w:pPr>
-              <w:keepNext w:val="0"/>
+              <w:keepNext/>
               <w:keepLines/>
               <w:pageBreakBefore w:val="0"/>
               <w:widowControl w:val="1"/>
@@ -4383,7 +4379,11 @@
               </w:tc>
             </w:tr>
           </w:tbl>
-          <w:p/>
+          <w:p>
+            <w:pPr>
+              <w:keepNext/>
+            </w:pPr>
+          </w:p>
         </w:tc>
         <w:tc>
           <w:tcPr>
@@ -4404,7 +4404,7 @@
           </w:tcPr>
           <w:p>
             <w:pPr>
-              <w:keepNext w:val="0"/>
+              <w:keepNext/>
               <w:keepLines/>
               <w:pageBreakBefore w:val="0"/>
               <w:widowControl w:val="1"/>
@@ -6151,18 +6151,6 @@
         </w:tc>
       </w:tr>
     </w:tbl>
-    <w:p>
-      <w:pPr>
-        <w:keepNext w:val="0"/>
-        <w:keepLines/>
-        <w:pageBreakBefore w:val="0"/>
-        <w:widowControl w:val="1"/>
-        <w:spacing w:before="0" w:after="0"/>
-      </w:pPr>
-      <w:r>
-        <w:br w:type="page"/>
-      </w:r>
-    </w:p>
     <w:tbl>
       <w:tblPr>
         <w:tblW w:type="auto" w:w="0"/>
@@ -6283,7 +6271,7 @@
     </w:tbl>
     <w:p>
       <w:pPr>
-        <w:keepNext w:val="0"/>
+        <w:keepNext w:val="1"/>
         <w:keepLines/>
         <w:pageBreakBefore w:val="0"/>
         <w:widowControl w:val="1"/>
@@ -7276,18 +7264,6 @@
         </w:tc>
       </w:tr>
     </w:tbl>
-    <w:p>
-      <w:pPr>
-        <w:keepNext w:val="0"/>
-        <w:keepLines/>
-        <w:pageBreakBefore w:val="0"/>
-        <w:widowControl w:val="1"/>
-        <w:spacing w:before="0" w:after="0"/>
-      </w:pPr>
-      <w:r>
-        <w:br w:type="page"/>
-      </w:r>
-    </w:p>
     <w:tbl>
       <w:tblPr>
         <w:tblW w:type="auto" w:w="0"/>
@@ -7408,7 +7384,7 @@
     </w:tbl>
     <w:p>
       <w:pPr>
-        <w:keepNext w:val="0"/>
+        <w:keepNext w:val="1"/>
         <w:keepLines/>
         <w:pageBreakBefore w:val="0"/>
         <w:widowControl w:val="1"/>
@@ -8490,7 +8466,7 @@
           </w:tcPr>
           <w:p>
             <w:pPr>
-              <w:keepNext w:val="0"/>
+              <w:keepNext/>
               <w:keepLines/>
               <w:pageBreakBefore w:val="0"/>
               <w:widowControl w:val="1"/>
@@ -8529,7 +8505,7 @@
           </w:tcPr>
           <w:p>
             <w:pPr>
-              <w:keepNext w:val="0"/>
+              <w:keepNext/>
               <w:keepLines/>
               <w:pageBreakBefore w:val="0"/>
               <w:widowControl w:val="1"/>
@@ -8569,7 +8545,7 @@
           </w:tcPr>
           <w:p>
             <w:pPr>
-              <w:keepNext w:val="0"/>
+              <w:keepNext/>
               <w:keepLines/>
               <w:pageBreakBefore w:val="0"/>
               <w:widowControl w:val="1"/>
@@ -8609,7 +8585,7 @@
           </w:tcPr>
           <w:p>
             <w:pPr>
-              <w:keepNext w:val="0"/>
+              <w:keepNext/>
               <w:keepLines/>
               <w:pageBreakBefore w:val="0"/>
               <w:widowControl w:val="1"/>
@@ -9237,13 +9213,13 @@
       <w:pPr>
         <w:keepNext w:val="0"/>
         <w:keepLines/>
-        <w:pageBreakBefore w:val="0"/>
+        <w:pageBreakBefore w:val="1"/>
         <w:widowControl w:val="1"/>
-        <w:spacing w:before="0" w:after="0"/>
+        <w:spacing w:before="0" w:after="0" w:line="20" w:lineRule="exact"/>
+        <w:rPr>
+          <w:sz w:val="2"/>
+        </w:rPr>
       </w:pPr>
-      <w:r>
-        <w:br w:type="page"/>
-      </w:r>
     </w:p>
     <w:tbl>
       <w:tblPr>
@@ -9354,7 +9330,7 @@
     </w:tbl>
     <w:p>
       <w:pPr>
-        <w:keepNext w:val="0"/>
+        <w:keepNext w:val="1"/>
         <w:keepLines/>
         <w:pageBreakBefore w:val="0"/>
         <w:widowControl w:val="1"/>
